--- a/Knowledge/3-Work knowledge/1-Software Engineering/2-Testing/5-My Source/1-ISTQB Foundation Level/9-Tool Support for Testing/2-Common Types of Test Automation Frameworks/7-Hybrid Testing Framework.docx
+++ b/Knowledge/3-Work knowledge/1-Software Engineering/2-Testing/5-My Source/1-ISTQB Foundation Level/9-Tool Support for Testing/2-Common Types of Test Automation Frameworks/7-Hybrid Testing Framework.docx
@@ -31,51 +31,77 @@
       </w:pPr>
       <w:r>
         <w:rPr>
-          <w:b/>
-          <w:shd w:val="clear" w:color="auto" w:fill="B7B7B7"/>
-        </w:rPr>
-        <w:t># Source</w:t>
-      </w:r>
-      <w:r>
-        <w:rPr>
-          <w:shd w:val="clear" w:color="auto" w:fill="B7B7B7"/>
-        </w:rPr>
-        <w:t xml:space="preserve">: </w:t>
-      </w:r>
-      <w:r>
-        <w:rPr>
-          <w:b/>
-          <w:shd w:val="clear" w:color="auto" w:fill="B7B7B7"/>
-        </w:rPr>
-        <w:t xml:space="preserve">Chatgpt </w:t>
-      </w:r>
-      <w:r>
-        <w:rPr>
-          <w:b/>
-          <w:sz w:val="14"/>
-          <w:szCs w:val="14"/>
-          <w:shd w:val="clear" w:color="auto" w:fill="B7B7B7"/>
-        </w:rPr>
-        <w:t>(GPT</w:t>
-      </w:r>
-      <w:r>
-        <w:rPr>
-          <w:rFonts w:ascii="Cambria Math" w:hAnsi="Cambria Math" w:cs="Cambria Math"/>
-          <w:b/>
-          <w:sz w:val="14"/>
-          <w:szCs w:val="14"/>
-          <w:shd w:val="clear" w:color="auto" w:fill="B7B7B7"/>
+          <w:rFonts w:ascii="Arial" w:eastAsia="Arial" w:hAnsi="Arial" w:cs="Arial"/>
+          <w:b/>
+          <w:color w:val="000000"/>
+          <w:sz w:val="18"/>
+          <w:highlight w:val="lightGray"/>
+        </w:rPr>
+        <w:t># Source: AI Source: Provided by: [Data Path</w:t>
+      </w:r>
+      <w:r>
+        <w:rPr>
+          <w:rFonts w:ascii="Arial" w:eastAsia="Arial" w:hAnsi="Arial" w:cs="Arial"/>
+          <w:color w:val="000000"/>
+          <w:sz w:val="18"/>
+          <w:highlight w:val="lightGray"/>
+        </w:rPr>
+        <w:t xml:space="preserve">: Persons Table -&gt; ID Column: 1, Name_En Column: Motasem Essam] -&gt; </w:t>
+      </w:r>
+      <w:r>
+        <w:rPr>
+          <w:rFonts w:ascii="Arial" w:eastAsia="Arial" w:hAnsi="Arial" w:cs="Arial"/>
+          <w:b/>
+          <w:color w:val="000000"/>
+          <w:sz w:val="18"/>
+          <w:highlight w:val="lightGray"/>
+        </w:rPr>
+        <w:t>From:</w:t>
+      </w:r>
+      <w:r>
+        <w:rPr>
+          <w:rFonts w:ascii="Arial" w:eastAsia="Arial" w:hAnsi="Arial" w:cs="Arial"/>
+          <w:color w:val="000000"/>
+          <w:sz w:val="18"/>
+          <w:highlight w:val="lightGray"/>
+        </w:rPr>
+        <w:t xml:space="preserve"> [Chatgpt (GPT</w:t>
+      </w:r>
+      <w:r>
+        <w:rPr>
+          <w:rFonts w:ascii="Arial" w:eastAsia="Arial" w:hAnsi="Arial" w:cs="Cambria Math"/>
+          <w:color w:val="000000"/>
+          <w:sz w:val="18"/>
+          <w:highlight w:val="lightGray"/>
         </w:rPr>
         <w:t>‑</w:t>
       </w:r>
       <w:r>
         <w:rPr>
-          <w:b/>
-          <w:sz w:val="14"/>
-          <w:szCs w:val="14"/>
-          <w:shd w:val="clear" w:color="auto" w:fill="B7B7B7"/>
-        </w:rPr>
-        <w:t>5 Mini) at [8/19/2025]</w:t>
+          <w:rFonts w:ascii="Arial" w:eastAsia="Arial" w:hAnsi="Arial" w:cs="Arial"/>
+          <w:color w:val="000000"/>
+          <w:sz w:val="18"/>
+          <w:highlight w:val="lightGray"/>
+        </w:rPr>
+        <w:t xml:space="preserve">5 Mini)] </w:t>
+      </w:r>
+      <w:r>
+        <w:rPr>
+          <w:rFonts w:ascii="Arial" w:eastAsia="Arial" w:hAnsi="Arial" w:cs="Arial"/>
+          <w:b/>
+          <w:color w:val="000000"/>
+          <w:sz w:val="18"/>
+          <w:highlight w:val="lightGray"/>
+        </w:rPr>
+        <w:t>on</w:t>
+      </w:r>
+      <w:r>
+        <w:rPr>
+          <w:rFonts w:ascii="Arial" w:eastAsia="Arial" w:hAnsi="Arial"/>
+          <w:sz w:val="18"/>
+          <w:highlight w:val="lightGray"/>
+        </w:rPr>
+        <w:t xml:space="preserve"> [8/19/2025]</w:t>
       </w:r>
     </w:p>
     <w:p>
@@ -147,7 +173,7 @@
     </w:p>
     <w:p>
       <w:r>
-        <w:pict w14:anchorId="1BB626A1">
+        <w:pict w14:anchorId="2C7B2D92">
           <v:rect id="_x0000_i1025" style="width:0;height:1.5pt" o:hralign="center" o:hrstd="t" o:hr="t" fillcolor="#a0a0a0" stroked="f"/>
         </w:pict>
       </w:r>
@@ -171,51 +197,77 @@
       </w:pPr>
       <w:r>
         <w:rPr>
-          <w:b/>
-          <w:shd w:val="clear" w:color="auto" w:fill="B7B7B7"/>
-        </w:rPr>
-        <w:t># Source</w:t>
-      </w:r>
-      <w:r>
-        <w:rPr>
-          <w:shd w:val="clear" w:color="auto" w:fill="B7B7B7"/>
-        </w:rPr>
-        <w:t xml:space="preserve">: </w:t>
-      </w:r>
-      <w:r>
-        <w:rPr>
-          <w:b/>
-          <w:shd w:val="clear" w:color="auto" w:fill="B7B7B7"/>
-        </w:rPr>
-        <w:t xml:space="preserve">Chatgpt </w:t>
-      </w:r>
-      <w:r>
-        <w:rPr>
-          <w:b/>
-          <w:sz w:val="14"/>
-          <w:szCs w:val="14"/>
-          <w:shd w:val="clear" w:color="auto" w:fill="B7B7B7"/>
-        </w:rPr>
-        <w:t>(GPT</w:t>
-      </w:r>
-      <w:r>
-        <w:rPr>
-          <w:rFonts w:ascii="Cambria Math" w:hAnsi="Cambria Math" w:cs="Cambria Math"/>
-          <w:b/>
-          <w:sz w:val="14"/>
-          <w:szCs w:val="14"/>
-          <w:shd w:val="clear" w:color="auto" w:fill="B7B7B7"/>
+          <w:rFonts w:ascii="Arial" w:eastAsia="Arial" w:hAnsi="Arial" w:cs="Arial"/>
+          <w:b/>
+          <w:color w:val="000000"/>
+          <w:sz w:val="18"/>
+          <w:highlight w:val="lightGray"/>
+        </w:rPr>
+        <w:t># Source: AI Source: Provided by: [Data Path</w:t>
+      </w:r>
+      <w:r>
+        <w:rPr>
+          <w:rFonts w:ascii="Arial" w:eastAsia="Arial" w:hAnsi="Arial" w:cs="Arial"/>
+          <w:color w:val="000000"/>
+          <w:sz w:val="18"/>
+          <w:highlight w:val="lightGray"/>
+        </w:rPr>
+        <w:t xml:space="preserve">: Persons Table -&gt; ID Column: 1, Name_En Column: Motasem Essam] -&gt; </w:t>
+      </w:r>
+      <w:r>
+        <w:rPr>
+          <w:rFonts w:ascii="Arial" w:eastAsia="Arial" w:hAnsi="Arial" w:cs="Arial"/>
+          <w:b/>
+          <w:color w:val="000000"/>
+          <w:sz w:val="18"/>
+          <w:highlight w:val="lightGray"/>
+        </w:rPr>
+        <w:t>From:</w:t>
+      </w:r>
+      <w:r>
+        <w:rPr>
+          <w:rFonts w:ascii="Arial" w:eastAsia="Arial" w:hAnsi="Arial" w:cs="Arial"/>
+          <w:color w:val="000000"/>
+          <w:sz w:val="18"/>
+          <w:highlight w:val="lightGray"/>
+        </w:rPr>
+        <w:t xml:space="preserve"> [Chatgpt (GPT</w:t>
+      </w:r>
+      <w:r>
+        <w:rPr>
+          <w:rFonts w:ascii="Arial" w:eastAsia="Arial" w:hAnsi="Arial" w:cs="Cambria Math"/>
+          <w:color w:val="000000"/>
+          <w:sz w:val="18"/>
+          <w:highlight w:val="lightGray"/>
         </w:rPr>
         <w:t>‑</w:t>
       </w:r>
       <w:r>
         <w:rPr>
-          <w:b/>
-          <w:sz w:val="14"/>
-          <w:szCs w:val="14"/>
-          <w:shd w:val="clear" w:color="auto" w:fill="B7B7B7"/>
-        </w:rPr>
-        <w:t>5 Mini) at [8/19/2025]</w:t>
+          <w:rFonts w:ascii="Arial" w:eastAsia="Arial" w:hAnsi="Arial" w:cs="Arial"/>
+          <w:color w:val="000000"/>
+          <w:sz w:val="18"/>
+          <w:highlight w:val="lightGray"/>
+        </w:rPr>
+        <w:t xml:space="preserve">5 Mini)] </w:t>
+      </w:r>
+      <w:r>
+        <w:rPr>
+          <w:rFonts w:ascii="Arial" w:eastAsia="Arial" w:hAnsi="Arial" w:cs="Arial"/>
+          <w:b/>
+          <w:color w:val="000000"/>
+          <w:sz w:val="18"/>
+          <w:highlight w:val="lightGray"/>
+        </w:rPr>
+        <w:t>on</w:t>
+      </w:r>
+      <w:r>
+        <w:rPr>
+          <w:rFonts w:ascii="Arial" w:eastAsia="Arial" w:hAnsi="Arial"/>
+          <w:sz w:val="18"/>
+          <w:highlight w:val="lightGray"/>
+        </w:rPr>
+        <w:t xml:space="preserve"> [8/19/2025]</w:t>
       </w:r>
     </w:p>
     <w:p>
@@ -224,7 +276,7 @@
           <w:ilvl w:val="0"/>
           <w:numId w:val="2"/>
         </w:numPr>
-        <w:spacing w:before="240"/>
+        <w:spacing w:before="240" w:after="0" w:line="276" w:lineRule="auto"/>
       </w:pPr>
       <w:r>
         <w:rPr>
@@ -252,6 +304,7 @@
           <w:ilvl w:val="1"/>
           <w:numId w:val="2"/>
         </w:numPr>
+        <w:spacing w:after="0" w:line="276" w:lineRule="auto"/>
       </w:pPr>
       <w:r>
         <w:rPr>
@@ -298,6 +351,7 @@
           <w:ilvl w:val="0"/>
           <w:numId w:val="2"/>
         </w:numPr>
+        <w:spacing w:after="0" w:line="276" w:lineRule="auto"/>
       </w:pPr>
       <w:r>
         <w:rPr>
@@ -325,6 +379,7 @@
           <w:ilvl w:val="1"/>
           <w:numId w:val="2"/>
         </w:numPr>
+        <w:spacing w:after="0" w:line="276" w:lineRule="auto"/>
         <w:rPr>
           <w:rFonts w:ascii="Roboto Mono" w:eastAsia="Roboto Mono" w:hAnsi="Roboto Mono" w:cs="Roboto Mono"/>
         </w:rPr>
@@ -348,6 +403,7 @@
           <w:ilvl w:val="0"/>
           <w:numId w:val="2"/>
         </w:numPr>
+        <w:spacing w:after="0" w:line="276" w:lineRule="auto"/>
       </w:pPr>
       <w:r>
         <w:rPr>
@@ -375,6 +431,7 @@
           <w:ilvl w:val="1"/>
           <w:numId w:val="2"/>
         </w:numPr>
+        <w:spacing w:after="0" w:line="276" w:lineRule="auto"/>
         <w:rPr>
           <w:rFonts w:ascii="Roboto Mono" w:eastAsia="Roboto Mono" w:hAnsi="Roboto Mono" w:cs="Roboto Mono"/>
         </w:rPr>
@@ -398,6 +455,7 @@
           <w:ilvl w:val="0"/>
           <w:numId w:val="2"/>
         </w:numPr>
+        <w:spacing w:after="0" w:line="276" w:lineRule="auto"/>
       </w:pPr>
       <w:r>
         <w:rPr>
@@ -425,7 +483,7 @@
           <w:ilvl w:val="1"/>
           <w:numId w:val="2"/>
         </w:numPr>
-        <w:spacing w:after="240"/>
+        <w:spacing w:after="240" w:line="276" w:lineRule="auto"/>
         <w:rPr>
           <w:rFonts w:ascii="Roboto Mono" w:eastAsia="Roboto Mono" w:hAnsi="Roboto Mono" w:cs="Roboto Mono"/>
         </w:rPr>
@@ -456,7 +514,6 @@
           <w:rFonts w:ascii="Roboto Mono" w:eastAsia="Roboto Mono" w:hAnsi="Roboto Mono" w:cs="Roboto Mono"/>
           <w:b/>
         </w:rPr>
-        <w:lastRenderedPageBreak/>
         <w:t>Example Tools:</w:t>
       </w:r>
     </w:p>
@@ -466,7 +523,7 @@
           <w:ilvl w:val="0"/>
           <w:numId w:val="5"/>
         </w:numPr>
-        <w:spacing w:before="240"/>
+        <w:spacing w:before="240" w:after="0" w:line="276" w:lineRule="auto"/>
       </w:pPr>
       <w:r>
         <w:rPr>
@@ -494,6 +551,7 @@
           <w:ilvl w:val="0"/>
           <w:numId w:val="5"/>
         </w:numPr>
+        <w:spacing w:after="0" w:line="276" w:lineRule="auto"/>
       </w:pPr>
       <w:r>
         <w:rPr>
@@ -521,7 +579,7 @@
           <w:ilvl w:val="0"/>
           <w:numId w:val="5"/>
         </w:numPr>
-        <w:spacing w:after="240"/>
+        <w:spacing w:after="240" w:line="276" w:lineRule="auto"/>
       </w:pPr>
       <w:r>
         <w:rPr>
@@ -545,7 +603,7 @@
     </w:p>
     <w:p>
       <w:r>
-        <w:pict w14:anchorId="35F4A902">
+        <w:pict w14:anchorId="0C900233">
           <v:rect id="_x0000_i1026" style="width:0;height:1.5pt" o:hralign="center" o:hrstd="t" o:hr="t" fillcolor="#a0a0a0" stroked="f"/>
         </w:pict>
       </w:r>
@@ -569,51 +627,77 @@
       </w:pPr>
       <w:r>
         <w:rPr>
-          <w:b/>
-          <w:shd w:val="clear" w:color="auto" w:fill="B7B7B7"/>
-        </w:rPr>
-        <w:t># Source</w:t>
-      </w:r>
-      <w:r>
-        <w:rPr>
-          <w:shd w:val="clear" w:color="auto" w:fill="B7B7B7"/>
-        </w:rPr>
-        <w:t xml:space="preserve">: </w:t>
-      </w:r>
-      <w:r>
-        <w:rPr>
-          <w:b/>
-          <w:shd w:val="clear" w:color="auto" w:fill="B7B7B7"/>
-        </w:rPr>
-        <w:t xml:space="preserve">Chatgpt </w:t>
-      </w:r>
-      <w:r>
-        <w:rPr>
-          <w:b/>
-          <w:sz w:val="14"/>
-          <w:szCs w:val="14"/>
-          <w:shd w:val="clear" w:color="auto" w:fill="B7B7B7"/>
-        </w:rPr>
-        <w:t>(GPT</w:t>
-      </w:r>
-      <w:r>
-        <w:rPr>
-          <w:rFonts w:ascii="Cambria Math" w:hAnsi="Cambria Math" w:cs="Cambria Math"/>
-          <w:b/>
-          <w:sz w:val="14"/>
-          <w:szCs w:val="14"/>
-          <w:shd w:val="clear" w:color="auto" w:fill="B7B7B7"/>
+          <w:rFonts w:ascii="Arial" w:eastAsia="Arial" w:hAnsi="Arial" w:cs="Arial"/>
+          <w:b/>
+          <w:color w:val="000000"/>
+          <w:sz w:val="18"/>
+          <w:highlight w:val="lightGray"/>
+        </w:rPr>
+        <w:t># Source: AI Source: Provided by: [Data Path</w:t>
+      </w:r>
+      <w:r>
+        <w:rPr>
+          <w:rFonts w:ascii="Arial" w:eastAsia="Arial" w:hAnsi="Arial" w:cs="Arial"/>
+          <w:color w:val="000000"/>
+          <w:sz w:val="18"/>
+          <w:highlight w:val="lightGray"/>
+        </w:rPr>
+        <w:t xml:space="preserve">: Persons Table -&gt; ID Column: 1, Name_En Column: Motasem Essam] -&gt; </w:t>
+      </w:r>
+      <w:r>
+        <w:rPr>
+          <w:rFonts w:ascii="Arial" w:eastAsia="Arial" w:hAnsi="Arial" w:cs="Arial"/>
+          <w:b/>
+          <w:color w:val="000000"/>
+          <w:sz w:val="18"/>
+          <w:highlight w:val="lightGray"/>
+        </w:rPr>
+        <w:t>From:</w:t>
+      </w:r>
+      <w:r>
+        <w:rPr>
+          <w:rFonts w:ascii="Arial" w:eastAsia="Arial" w:hAnsi="Arial" w:cs="Arial"/>
+          <w:color w:val="000000"/>
+          <w:sz w:val="18"/>
+          <w:highlight w:val="lightGray"/>
+        </w:rPr>
+        <w:t xml:space="preserve"> [Chatgpt (GPT</w:t>
+      </w:r>
+      <w:r>
+        <w:rPr>
+          <w:rFonts w:ascii="Arial" w:eastAsia="Arial" w:hAnsi="Arial" w:cs="Cambria Math"/>
+          <w:color w:val="000000"/>
+          <w:sz w:val="18"/>
+          <w:highlight w:val="lightGray"/>
         </w:rPr>
         <w:t>‑</w:t>
       </w:r>
       <w:r>
         <w:rPr>
-          <w:b/>
-          <w:sz w:val="14"/>
-          <w:szCs w:val="14"/>
-          <w:shd w:val="clear" w:color="auto" w:fill="B7B7B7"/>
-        </w:rPr>
-        <w:t>5 Mini) at [8/19/2025]</w:t>
+          <w:rFonts w:ascii="Arial" w:eastAsia="Arial" w:hAnsi="Arial" w:cs="Arial"/>
+          <w:color w:val="000000"/>
+          <w:sz w:val="18"/>
+          <w:highlight w:val="lightGray"/>
+        </w:rPr>
+        <w:t xml:space="preserve">5 Mini)] </w:t>
+      </w:r>
+      <w:r>
+        <w:rPr>
+          <w:rFonts w:ascii="Arial" w:eastAsia="Arial" w:hAnsi="Arial" w:cs="Arial"/>
+          <w:b/>
+          <w:color w:val="000000"/>
+          <w:sz w:val="18"/>
+          <w:highlight w:val="lightGray"/>
+        </w:rPr>
+        <w:t>on</w:t>
+      </w:r>
+      <w:r>
+        <w:rPr>
+          <w:rFonts w:ascii="Arial" w:eastAsia="Arial" w:hAnsi="Arial"/>
+          <w:sz w:val="18"/>
+          <w:highlight w:val="lightGray"/>
+        </w:rPr>
+        <w:t xml:space="preserve"> [8/19/2025]</w:t>
       </w:r>
     </w:p>
     <w:p>
@@ -622,7 +706,7 @@
           <w:ilvl w:val="0"/>
           <w:numId w:val="3"/>
         </w:numPr>
-        <w:spacing w:before="240"/>
+        <w:spacing w:before="240" w:after="0" w:line="276" w:lineRule="auto"/>
       </w:pPr>
       <w:r>
         <w:rPr>
@@ -650,6 +734,7 @@
           <w:ilvl w:val="0"/>
           <w:numId w:val="3"/>
         </w:numPr>
+        <w:spacing w:after="0" w:line="276" w:lineRule="auto"/>
       </w:pPr>
       <w:r>
         <w:rPr>
@@ -677,6 +762,7 @@
           <w:ilvl w:val="0"/>
           <w:numId w:val="3"/>
         </w:numPr>
+        <w:spacing w:after="0" w:line="276" w:lineRule="auto"/>
       </w:pPr>
       <w:r>
         <w:rPr>
@@ -704,7 +790,7 @@
           <w:ilvl w:val="0"/>
           <w:numId w:val="3"/>
         </w:numPr>
-        <w:spacing w:after="240"/>
+        <w:spacing w:after="240" w:line="276" w:lineRule="auto"/>
       </w:pPr>
       <w:r>
         <w:rPr>
@@ -728,7 +814,7 @@
     </w:p>
     <w:p>
       <w:r>
-        <w:pict w14:anchorId="06048640">
+        <w:pict w14:anchorId="0BB10EEF">
           <v:rect id="_x0000_i1027" style="width:0;height:1.5pt" o:hralign="center" o:hrstd="t" o:hr="t" fillcolor="#a0a0a0" stroked="f"/>
         </w:pict>
       </w:r>
@@ -752,51 +838,77 @@
       </w:pPr>
       <w:r>
         <w:rPr>
-          <w:b/>
-          <w:shd w:val="clear" w:color="auto" w:fill="B7B7B7"/>
-        </w:rPr>
-        <w:t># Source</w:t>
-      </w:r>
-      <w:r>
-        <w:rPr>
-          <w:shd w:val="clear" w:color="auto" w:fill="B7B7B7"/>
-        </w:rPr>
-        <w:t xml:space="preserve">: </w:t>
-      </w:r>
-      <w:r>
-        <w:rPr>
-          <w:b/>
-          <w:shd w:val="clear" w:color="auto" w:fill="B7B7B7"/>
-        </w:rPr>
-        <w:t xml:space="preserve">Chatgpt </w:t>
-      </w:r>
-      <w:r>
-        <w:rPr>
-          <w:b/>
-          <w:sz w:val="14"/>
-          <w:szCs w:val="14"/>
-          <w:shd w:val="clear" w:color="auto" w:fill="B7B7B7"/>
-        </w:rPr>
-        <w:t>(GPT</w:t>
-      </w:r>
-      <w:r>
-        <w:rPr>
-          <w:rFonts w:ascii="Cambria Math" w:hAnsi="Cambria Math" w:cs="Cambria Math"/>
-          <w:b/>
-          <w:sz w:val="14"/>
-          <w:szCs w:val="14"/>
-          <w:shd w:val="clear" w:color="auto" w:fill="B7B7B7"/>
+          <w:rFonts w:ascii="Arial" w:eastAsia="Arial" w:hAnsi="Arial" w:cs="Arial"/>
+          <w:b/>
+          <w:color w:val="000000"/>
+          <w:sz w:val="18"/>
+          <w:highlight w:val="lightGray"/>
+        </w:rPr>
+        <w:t># Source: AI Source: Provided by: [Data Path</w:t>
+      </w:r>
+      <w:r>
+        <w:rPr>
+          <w:rFonts w:ascii="Arial" w:eastAsia="Arial" w:hAnsi="Arial" w:cs="Arial"/>
+          <w:color w:val="000000"/>
+          <w:sz w:val="18"/>
+          <w:highlight w:val="lightGray"/>
+        </w:rPr>
+        <w:t xml:space="preserve">: Persons Table -&gt; ID Column: 1, Name_En Column: Motasem Essam] -&gt; </w:t>
+      </w:r>
+      <w:r>
+        <w:rPr>
+          <w:rFonts w:ascii="Arial" w:eastAsia="Arial" w:hAnsi="Arial" w:cs="Arial"/>
+          <w:b/>
+          <w:color w:val="000000"/>
+          <w:sz w:val="18"/>
+          <w:highlight w:val="lightGray"/>
+        </w:rPr>
+        <w:t>From:</w:t>
+      </w:r>
+      <w:r>
+        <w:rPr>
+          <w:rFonts w:ascii="Arial" w:eastAsia="Arial" w:hAnsi="Arial" w:cs="Arial"/>
+          <w:color w:val="000000"/>
+          <w:sz w:val="18"/>
+          <w:highlight w:val="lightGray"/>
+        </w:rPr>
+        <w:t xml:space="preserve"> [Chatgpt (GPT</w:t>
+      </w:r>
+      <w:r>
+        <w:rPr>
+          <w:rFonts w:ascii="Arial" w:eastAsia="Arial" w:hAnsi="Arial" w:cs="Cambria Math"/>
+          <w:color w:val="000000"/>
+          <w:sz w:val="18"/>
+          <w:highlight w:val="lightGray"/>
         </w:rPr>
         <w:t>‑</w:t>
       </w:r>
       <w:r>
         <w:rPr>
-          <w:b/>
-          <w:sz w:val="14"/>
-          <w:szCs w:val="14"/>
-          <w:shd w:val="clear" w:color="auto" w:fill="B7B7B7"/>
-        </w:rPr>
-        <w:t>5 Mini) at [8/19/2025]</w:t>
+          <w:rFonts w:ascii="Arial" w:eastAsia="Arial" w:hAnsi="Arial" w:cs="Arial"/>
+          <w:color w:val="000000"/>
+          <w:sz w:val="18"/>
+          <w:highlight w:val="lightGray"/>
+        </w:rPr>
+        <w:t xml:space="preserve">5 Mini)] </w:t>
+      </w:r>
+      <w:r>
+        <w:rPr>
+          <w:rFonts w:ascii="Arial" w:eastAsia="Arial" w:hAnsi="Arial" w:cs="Arial"/>
+          <w:b/>
+          <w:color w:val="000000"/>
+          <w:sz w:val="18"/>
+          <w:highlight w:val="lightGray"/>
+        </w:rPr>
+        <w:t>on</w:t>
+      </w:r>
+      <w:r>
+        <w:rPr>
+          <w:rFonts w:ascii="Arial" w:eastAsia="Arial" w:hAnsi="Arial"/>
+          <w:sz w:val="18"/>
+          <w:highlight w:val="lightGray"/>
+        </w:rPr>
+        <w:t xml:space="preserve"> [8/19/2025]</w:t>
       </w:r>
     </w:p>
     <w:p>
@@ -805,7 +917,7 @@
           <w:ilvl w:val="0"/>
           <w:numId w:val="4"/>
         </w:numPr>
-        <w:spacing w:before="240"/>
+        <w:spacing w:before="240" w:after="0" w:line="276" w:lineRule="auto"/>
         <w:rPr>
           <w:rFonts w:ascii="Roboto Mono" w:eastAsia="Roboto Mono" w:hAnsi="Roboto Mono" w:cs="Roboto Mono"/>
         </w:rPr>
@@ -831,6 +943,7 @@
           <w:ilvl w:val="1"/>
           <w:numId w:val="4"/>
         </w:numPr>
+        <w:spacing w:after="0" w:line="276" w:lineRule="auto"/>
         <w:rPr>
           <w:rFonts w:ascii="Roboto Mono" w:eastAsia="Roboto Mono" w:hAnsi="Roboto Mono" w:cs="Roboto Mono"/>
         </w:rPr>
@@ -854,6 +967,7 @@
           <w:ilvl w:val="0"/>
           <w:numId w:val="4"/>
         </w:numPr>
+        <w:spacing w:after="0" w:line="276" w:lineRule="auto"/>
         <w:rPr>
           <w:rFonts w:ascii="Roboto Mono" w:eastAsia="Roboto Mono" w:hAnsi="Roboto Mono" w:cs="Roboto Mono"/>
         </w:rPr>
@@ -879,15 +993,15 @@
           <w:ilvl w:val="1"/>
           <w:numId w:val="4"/>
         </w:numPr>
-        <w:rPr>
-          <w:rFonts w:ascii="Roboto Mono" w:eastAsia="Roboto Mono" w:hAnsi="Roboto Mono" w:cs="Roboto Mono"/>
-        </w:rPr>
-      </w:pPr>
-      <w:r>
-        <w:rPr>
-          <w:rFonts w:ascii="Roboto Mono" w:eastAsia="Roboto Mono" w:hAnsi="Roboto Mono" w:cs="Roboto Mono"/>
-        </w:rPr>
-        <w:lastRenderedPageBreak/>
+        <w:spacing w:after="0" w:line="276" w:lineRule="auto"/>
+        <w:rPr>
+          <w:rFonts w:ascii="Roboto Mono" w:eastAsia="Roboto Mono" w:hAnsi="Roboto Mono" w:cs="Roboto Mono"/>
+        </w:rPr>
+      </w:pPr>
+      <w:r>
+        <w:rPr>
+          <w:rFonts w:ascii="Roboto Mono" w:eastAsia="Roboto Mono" w:hAnsi="Roboto Mono" w:cs="Roboto Mono"/>
+        </w:rPr>
         <w:t>Changes in modules, keywords, or data don’t affect the entire suite.</w:t>
       </w:r>
       <w:r>
@@ -903,6 +1017,7 @@
           <w:ilvl w:val="0"/>
           <w:numId w:val="4"/>
         </w:numPr>
+        <w:spacing w:after="0" w:line="276" w:lineRule="auto"/>
         <w:rPr>
           <w:rFonts w:ascii="Roboto Mono" w:eastAsia="Roboto Mono" w:hAnsi="Roboto Mono" w:cs="Roboto Mono"/>
         </w:rPr>
@@ -928,6 +1043,7 @@
           <w:ilvl w:val="1"/>
           <w:numId w:val="4"/>
         </w:numPr>
+        <w:spacing w:after="0" w:line="276" w:lineRule="auto"/>
         <w:rPr>
           <w:rFonts w:ascii="Roboto Mono" w:eastAsia="Roboto Mono" w:hAnsi="Roboto Mono" w:cs="Roboto Mono"/>
         </w:rPr>
@@ -951,6 +1067,7 @@
           <w:ilvl w:val="0"/>
           <w:numId w:val="4"/>
         </w:numPr>
+        <w:spacing w:after="0" w:line="276" w:lineRule="auto"/>
         <w:rPr>
           <w:rFonts w:ascii="Roboto Mono" w:eastAsia="Roboto Mono" w:hAnsi="Roboto Mono" w:cs="Roboto Mono"/>
         </w:rPr>
@@ -976,7 +1093,7 @@
           <w:ilvl w:val="1"/>
           <w:numId w:val="4"/>
         </w:numPr>
-        <w:spacing w:after="240"/>
+        <w:spacing w:after="240" w:line="276" w:lineRule="auto"/>
         <w:rPr>
           <w:rFonts w:ascii="Roboto Mono" w:eastAsia="Roboto Mono" w:hAnsi="Roboto Mono" w:cs="Roboto Mono"/>
         </w:rPr>
@@ -996,7 +1113,7 @@
     </w:p>
     <w:p>
       <w:r>
-        <w:pict w14:anchorId="769EF487">
+        <w:pict w14:anchorId="2296A757">
           <v:rect id="_x0000_i1028" style="width:0;height:1.5pt" o:hralign="center" o:hrstd="t" o:hr="t" fillcolor="#a0a0a0" stroked="f"/>
         </w:pict>
       </w:r>
@@ -1020,51 +1137,77 @@
       </w:pPr>
       <w:r>
         <w:rPr>
-          <w:b/>
-          <w:shd w:val="clear" w:color="auto" w:fill="B7B7B7"/>
-        </w:rPr>
-        <w:t># Source</w:t>
-      </w:r>
-      <w:r>
-        <w:rPr>
-          <w:shd w:val="clear" w:color="auto" w:fill="B7B7B7"/>
-        </w:rPr>
-        <w:t xml:space="preserve">: </w:t>
-      </w:r>
-      <w:r>
-        <w:rPr>
-          <w:b/>
-          <w:shd w:val="clear" w:color="auto" w:fill="B7B7B7"/>
-        </w:rPr>
-        <w:t xml:space="preserve">Chatgpt </w:t>
-      </w:r>
-      <w:r>
-        <w:rPr>
-          <w:b/>
-          <w:sz w:val="14"/>
-          <w:szCs w:val="14"/>
-          <w:shd w:val="clear" w:color="auto" w:fill="B7B7B7"/>
-        </w:rPr>
-        <w:t>(GPT</w:t>
-      </w:r>
-      <w:r>
-        <w:rPr>
-          <w:rFonts w:ascii="Cambria Math" w:hAnsi="Cambria Math" w:cs="Cambria Math"/>
-          <w:b/>
-          <w:sz w:val="14"/>
-          <w:szCs w:val="14"/>
-          <w:shd w:val="clear" w:color="auto" w:fill="B7B7B7"/>
+          <w:rFonts w:ascii="Arial" w:eastAsia="Arial" w:hAnsi="Arial" w:cs="Arial"/>
+          <w:b/>
+          <w:color w:val="000000"/>
+          <w:sz w:val="18"/>
+          <w:highlight w:val="lightGray"/>
+        </w:rPr>
+        <w:t># Source: AI Source: Provided by: [Data Path</w:t>
+      </w:r>
+      <w:r>
+        <w:rPr>
+          <w:rFonts w:ascii="Arial" w:eastAsia="Arial" w:hAnsi="Arial" w:cs="Arial"/>
+          <w:color w:val="000000"/>
+          <w:sz w:val="18"/>
+          <w:highlight w:val="lightGray"/>
+        </w:rPr>
+        <w:t xml:space="preserve">: Persons Table -&gt; ID Column: 1, Name_En Column: Motasem Essam] -&gt; </w:t>
+      </w:r>
+      <w:r>
+        <w:rPr>
+          <w:rFonts w:ascii="Arial" w:eastAsia="Arial" w:hAnsi="Arial" w:cs="Arial"/>
+          <w:b/>
+          <w:color w:val="000000"/>
+          <w:sz w:val="18"/>
+          <w:highlight w:val="lightGray"/>
+        </w:rPr>
+        <w:t>From:</w:t>
+      </w:r>
+      <w:r>
+        <w:rPr>
+          <w:rFonts w:ascii="Arial" w:eastAsia="Arial" w:hAnsi="Arial" w:cs="Arial"/>
+          <w:color w:val="000000"/>
+          <w:sz w:val="18"/>
+          <w:highlight w:val="lightGray"/>
+        </w:rPr>
+        <w:t xml:space="preserve"> [Chatgpt (GPT</w:t>
+      </w:r>
+      <w:r>
+        <w:rPr>
+          <w:rFonts w:ascii="Arial" w:eastAsia="Arial" w:hAnsi="Arial" w:cs="Cambria Math"/>
+          <w:color w:val="000000"/>
+          <w:sz w:val="18"/>
+          <w:highlight w:val="lightGray"/>
         </w:rPr>
         <w:t>‑</w:t>
       </w:r>
       <w:r>
         <w:rPr>
-          <w:b/>
-          <w:sz w:val="14"/>
-          <w:szCs w:val="14"/>
-          <w:shd w:val="clear" w:color="auto" w:fill="B7B7B7"/>
-        </w:rPr>
-        <w:t>5 Mini) at [8/19/2025]</w:t>
+          <w:rFonts w:ascii="Arial" w:eastAsia="Arial" w:hAnsi="Arial" w:cs="Arial"/>
+          <w:color w:val="000000"/>
+          <w:sz w:val="18"/>
+          <w:highlight w:val="lightGray"/>
+        </w:rPr>
+        <w:t xml:space="preserve">5 Mini)] </w:t>
+      </w:r>
+      <w:r>
+        <w:rPr>
+          <w:rFonts w:ascii="Arial" w:eastAsia="Arial" w:hAnsi="Arial" w:cs="Arial"/>
+          <w:b/>
+          <w:color w:val="000000"/>
+          <w:sz w:val="18"/>
+          <w:highlight w:val="lightGray"/>
+        </w:rPr>
+        <w:t>on</w:t>
+      </w:r>
+      <w:r>
+        <w:rPr>
+          <w:rFonts w:ascii="Arial" w:eastAsia="Arial" w:hAnsi="Arial"/>
+          <w:sz w:val="18"/>
+          <w:highlight w:val="lightGray"/>
+        </w:rPr>
+        <w:t xml:space="preserve"> [8/19/2025]</w:t>
       </w:r>
     </w:p>
     <w:p>
@@ -1073,7 +1216,7 @@
           <w:ilvl w:val="0"/>
           <w:numId w:val="1"/>
         </w:numPr>
-        <w:spacing w:before="240"/>
+        <w:spacing w:before="240" w:after="0" w:line="276" w:lineRule="auto"/>
         <w:rPr>
           <w:rFonts w:ascii="Roboto Mono" w:eastAsia="Roboto Mono" w:hAnsi="Roboto Mono" w:cs="Roboto Mono"/>
         </w:rPr>
@@ -1099,6 +1242,7 @@
           <w:ilvl w:val="1"/>
           <w:numId w:val="1"/>
         </w:numPr>
+        <w:spacing w:after="0" w:line="276" w:lineRule="auto"/>
         <w:rPr>
           <w:rFonts w:ascii="Roboto Mono" w:eastAsia="Roboto Mono" w:hAnsi="Roboto Mono" w:cs="Roboto Mono"/>
         </w:rPr>
@@ -1122,6 +1266,7 @@
           <w:ilvl w:val="0"/>
           <w:numId w:val="1"/>
         </w:numPr>
+        <w:spacing w:after="0" w:line="276" w:lineRule="auto"/>
         <w:rPr>
           <w:rFonts w:ascii="Roboto Mono" w:eastAsia="Roboto Mono" w:hAnsi="Roboto Mono" w:cs="Roboto Mono"/>
         </w:rPr>
@@ -1147,6 +1292,7 @@
           <w:ilvl w:val="1"/>
           <w:numId w:val="1"/>
         </w:numPr>
+        <w:spacing w:after="0" w:line="276" w:lineRule="auto"/>
         <w:rPr>
           <w:rFonts w:ascii="Roboto Mono" w:eastAsia="Roboto Mono" w:hAnsi="Roboto Mono" w:cs="Roboto Mono"/>
         </w:rPr>
@@ -1170,6 +1316,7 @@
           <w:ilvl w:val="0"/>
           <w:numId w:val="1"/>
         </w:numPr>
+        <w:spacing w:after="0" w:line="276" w:lineRule="auto"/>
         <w:rPr>
           <w:rFonts w:ascii="Roboto Mono" w:eastAsia="Roboto Mono" w:hAnsi="Roboto Mono" w:cs="Roboto Mono"/>
         </w:rPr>
@@ -1195,7 +1342,7 @@
           <w:ilvl w:val="1"/>
           <w:numId w:val="1"/>
         </w:numPr>
-        <w:spacing w:after="240"/>
+        <w:spacing w:after="240" w:line="276" w:lineRule="auto"/>
         <w:rPr>
           <w:rFonts w:ascii="Roboto Mono" w:eastAsia="Roboto Mono" w:hAnsi="Roboto Mono" w:cs="Roboto Mono"/>
         </w:rPr>
@@ -1215,7 +1362,7 @@
     </w:p>
     <w:p>
       <w:r>
-        <w:pict w14:anchorId="4B17D07C">
+        <w:pict w14:anchorId="089E7725">
           <v:rect id="_x0000_i1029" style="width:0;height:1.5pt" o:hralign="center" o:hrstd="t" o:hr="t" fillcolor="#a0a0a0" stroked="f"/>
         </w:pict>
       </w:r>
@@ -1271,15 +1418,7 @@
           <w:rFonts w:ascii="Roboto Mono" w:eastAsia="Roboto Mono" w:hAnsi="Roboto Mono" w:cs="Roboto Mono"/>
           <w:b/>
         </w:rPr>
-        <w:t xml:space="preserve">ideal for complex, large-scale </w:t>
-      </w:r>
-      <w:r>
-        <w:rPr>
-          <w:rFonts w:ascii="Roboto Mono" w:eastAsia="Roboto Mono" w:hAnsi="Roboto Mono" w:cs="Roboto Mono"/>
-          <w:b/>
-        </w:rPr>
-        <w:lastRenderedPageBreak/>
-        <w:t>projects</w:t>
+        <w:t>ideal for complex, large-scale projects</w:t>
       </w:r>
       <w:r>
         <w:rPr>
@@ -1303,18 +1442,19 @@
     </w:p>
     <w:p>
       <w:r>
-        <w:pict w14:anchorId="6BA5FF2F">
+        <w:pict w14:anchorId="424D854E">
           <v:rect id="_x0000_i1030" style="width:0;height:1.5pt" o:hralign="center" o:hrstd="t" o:hr="t" fillcolor="#a0a0a0" stroked="f"/>
         </w:pict>
       </w:r>
     </w:p>
+    <w:p/>
     <w:p/>
     <w:p/>
     <w:sectPr>
       <w:pgSz w:w="12240" w:h="15840"/>
       <w:pgMar w:top="1440" w:right="1440" w:bottom="1440" w:left="1440" w:header="720" w:footer="720" w:gutter="0"/>
-      <w:pgNumType w:start="1"/>
       <w:cols w:space="720"/>
+      <w:docGrid w:linePitch="360"/>
     </w:sectPr>
   </w:body>
 </w:document>
@@ -2305,18 +2445,6 @@
   <w:style w:type="paragraph" w:default="1" w:styleId="Normal">
     <w:name w:val="Normal"/>
     <w:qFormat/>
-    <w:rsid w:val="00EA6FD2"/>
-    <w:pPr>
-      <w:spacing w:after="0" w:line="276" w:lineRule="auto"/>
-    </w:pPr>
-    <w:rPr>
-      <w:rFonts w:ascii="Arial" w:eastAsia="Arial" w:hAnsi="Arial" w:cs="Arial"/>
-      <w:kern w:val="0"/>
-      <w:sz w:val="22"/>
-      <w:szCs w:val="22"/>
-      <w:lang w:val="en"/>
-      <w14:ligatures w14:val="none"/>
-    </w:rPr>
   </w:style>
   <w:style w:type="paragraph" w:styleId="Heading1">
     <w:name w:val="heading 1"/>
@@ -2325,7 +2453,7 @@
     <w:link w:val="Heading1Char"/>
     <w:uiPriority w:val="9"/>
     <w:qFormat/>
-    <w:rsid w:val="00AC2C07"/>
+    <w:rsid w:val="00B8467E"/>
     <w:pPr>
       <w:keepNext/>
       <w:keepLines/>
@@ -2347,7 +2475,7 @@
     <w:uiPriority w:val="9"/>
     <w:unhideWhenUsed/>
     <w:qFormat/>
-    <w:rsid w:val="00AC2C07"/>
+    <w:rsid w:val="00B8467E"/>
     <w:pPr>
       <w:keepNext/>
       <w:keepLines/>
@@ -2370,7 +2498,7 @@
     <w:semiHidden/>
     <w:unhideWhenUsed/>
     <w:qFormat/>
-    <w:rsid w:val="00AC2C07"/>
+    <w:rsid w:val="00B8467E"/>
     <w:pPr>
       <w:keepNext/>
       <w:keepLines/>
@@ -2393,7 +2521,7 @@
     <w:semiHidden/>
     <w:unhideWhenUsed/>
     <w:qFormat/>
-    <w:rsid w:val="00AC2C07"/>
+    <w:rsid w:val="00B8467E"/>
     <w:pPr>
       <w:keepNext/>
       <w:keepLines/>
@@ -2416,7 +2544,7 @@
     <w:semiHidden/>
     <w:unhideWhenUsed/>
     <w:qFormat/>
-    <w:rsid w:val="00AC2C07"/>
+    <w:rsid w:val="00B8467E"/>
     <w:pPr>
       <w:keepNext/>
       <w:keepLines/>
@@ -2437,11 +2565,11 @@
     <w:semiHidden/>
     <w:unhideWhenUsed/>
     <w:qFormat/>
-    <w:rsid w:val="00AC2C07"/>
+    <w:rsid w:val="00B8467E"/>
     <w:pPr>
       <w:keepNext/>
       <w:keepLines/>
-      <w:spacing w:before="40"/>
+      <w:spacing w:before="40" w:after="0"/>
       <w:outlineLvl w:val="5"/>
     </w:pPr>
     <w:rPr>
@@ -2460,11 +2588,11 @@
     <w:semiHidden/>
     <w:unhideWhenUsed/>
     <w:qFormat/>
-    <w:rsid w:val="00AC2C07"/>
+    <w:rsid w:val="00B8467E"/>
     <w:pPr>
       <w:keepNext/>
       <w:keepLines/>
-      <w:spacing w:before="40"/>
+      <w:spacing w:before="40" w:after="0"/>
       <w:outlineLvl w:val="6"/>
     </w:pPr>
     <w:rPr>
@@ -2481,10 +2609,11 @@
     <w:semiHidden/>
     <w:unhideWhenUsed/>
     <w:qFormat/>
-    <w:rsid w:val="00AC2C07"/>
+    <w:rsid w:val="00B8467E"/>
     <w:pPr>
       <w:keepNext/>
       <w:keepLines/>
+      <w:spacing w:after="0"/>
       <w:outlineLvl w:val="7"/>
     </w:pPr>
     <w:rPr>
@@ -2503,10 +2632,11 @@
     <w:semiHidden/>
     <w:unhideWhenUsed/>
     <w:qFormat/>
-    <w:rsid w:val="00AC2C07"/>
+    <w:rsid w:val="00B8467E"/>
     <w:pPr>
       <w:keepNext/>
       <w:keepLines/>
+      <w:spacing w:after="0"/>
       <w:outlineLvl w:val="8"/>
     </w:pPr>
     <w:rPr>
@@ -2546,7 +2676,7 @@
     <w:basedOn w:val="DefaultParagraphFont"/>
     <w:link w:val="Heading1"/>
     <w:uiPriority w:val="9"/>
-    <w:rsid w:val="00AC2C07"/>
+    <w:rsid w:val="00B8467E"/>
     <w:rPr>
       <w:rFonts w:asciiTheme="majorHAnsi" w:eastAsiaTheme="majorEastAsia" w:hAnsiTheme="majorHAnsi" w:cstheme="majorBidi"/>
       <w:color w:val="2F5496" w:themeColor="accent1" w:themeShade="BF"/>
@@ -2559,7 +2689,7 @@
     <w:basedOn w:val="DefaultParagraphFont"/>
     <w:link w:val="Heading2"/>
     <w:uiPriority w:val="9"/>
-    <w:rsid w:val="00AC2C07"/>
+    <w:rsid w:val="00B8467E"/>
     <w:rPr>
       <w:rFonts w:asciiTheme="majorHAnsi" w:eastAsiaTheme="majorEastAsia" w:hAnsiTheme="majorHAnsi" w:cstheme="majorBidi"/>
       <w:color w:val="2F5496" w:themeColor="accent1" w:themeShade="BF"/>
@@ -2573,7 +2703,7 @@
     <w:link w:val="Heading3"/>
     <w:uiPriority w:val="9"/>
     <w:semiHidden/>
-    <w:rsid w:val="00AC2C07"/>
+    <w:rsid w:val="00B8467E"/>
     <w:rPr>
       <w:rFonts w:eastAsiaTheme="majorEastAsia" w:cstheme="majorBidi"/>
       <w:color w:val="2F5496" w:themeColor="accent1" w:themeShade="BF"/>
@@ -2587,7 +2717,7 @@
     <w:link w:val="Heading4"/>
     <w:uiPriority w:val="9"/>
     <w:semiHidden/>
-    <w:rsid w:val="00AC2C07"/>
+    <w:rsid w:val="00B8467E"/>
     <w:rPr>
       <w:rFonts w:eastAsiaTheme="majorEastAsia" w:cstheme="majorBidi"/>
       <w:i/>
@@ -2601,7 +2731,7 @@
     <w:link w:val="Heading5"/>
     <w:uiPriority w:val="9"/>
     <w:semiHidden/>
-    <w:rsid w:val="00AC2C07"/>
+    <w:rsid w:val="00B8467E"/>
     <w:rPr>
       <w:rFonts w:eastAsiaTheme="majorEastAsia" w:cstheme="majorBidi"/>
       <w:color w:val="2F5496" w:themeColor="accent1" w:themeShade="BF"/>
@@ -2613,7 +2743,7 @@
     <w:link w:val="Heading6"/>
     <w:uiPriority w:val="9"/>
     <w:semiHidden/>
-    <w:rsid w:val="00AC2C07"/>
+    <w:rsid w:val="00B8467E"/>
     <w:rPr>
       <w:rFonts w:eastAsiaTheme="majorEastAsia" w:cstheme="majorBidi"/>
       <w:i/>
@@ -2627,7 +2757,7 @@
     <w:link w:val="Heading7"/>
     <w:uiPriority w:val="9"/>
     <w:semiHidden/>
-    <w:rsid w:val="00AC2C07"/>
+    <w:rsid w:val="00B8467E"/>
     <w:rPr>
       <w:rFonts w:eastAsiaTheme="majorEastAsia" w:cstheme="majorBidi"/>
       <w:color w:val="595959" w:themeColor="text1" w:themeTint="A6"/>
@@ -2639,7 +2769,7 @@
     <w:link w:val="Heading8"/>
     <w:uiPriority w:val="9"/>
     <w:semiHidden/>
-    <w:rsid w:val="00AC2C07"/>
+    <w:rsid w:val="00B8467E"/>
     <w:rPr>
       <w:rFonts w:eastAsiaTheme="majorEastAsia" w:cstheme="majorBidi"/>
       <w:i/>
@@ -2653,7 +2783,7 @@
     <w:link w:val="Heading9"/>
     <w:uiPriority w:val="9"/>
     <w:semiHidden/>
-    <w:rsid w:val="00AC2C07"/>
+    <w:rsid w:val="00B8467E"/>
     <w:rPr>
       <w:rFonts w:eastAsiaTheme="majorEastAsia" w:cstheme="majorBidi"/>
       <w:color w:val="272727" w:themeColor="text1" w:themeTint="D8"/>
@@ -2666,7 +2796,7 @@
     <w:link w:val="TitleChar"/>
     <w:uiPriority w:val="10"/>
     <w:qFormat/>
-    <w:rsid w:val="00AC2C07"/>
+    <w:rsid w:val="00B8467E"/>
     <w:pPr>
       <w:spacing w:after="80" w:line="240" w:lineRule="auto"/>
       <w:contextualSpacing/>
@@ -2684,7 +2814,7 @@
     <w:basedOn w:val="DefaultParagraphFont"/>
     <w:link w:val="Title"/>
     <w:uiPriority w:val="10"/>
-    <w:rsid w:val="00AC2C07"/>
+    <w:rsid w:val="00B8467E"/>
     <w:rPr>
       <w:rFonts w:asciiTheme="majorHAnsi" w:eastAsiaTheme="majorEastAsia" w:hAnsiTheme="majorHAnsi" w:cstheme="majorBidi"/>
       <w:spacing w:val="-10"/>
@@ -2700,7 +2830,7 @@
     <w:link w:val="SubtitleChar"/>
     <w:uiPriority w:val="11"/>
     <w:qFormat/>
-    <w:rsid w:val="00AC2C07"/>
+    <w:rsid w:val="00B8467E"/>
     <w:pPr>
       <w:numPr>
         <w:ilvl w:val="1"/>
@@ -2719,7 +2849,7 @@
     <w:basedOn w:val="DefaultParagraphFont"/>
     <w:link w:val="Subtitle"/>
     <w:uiPriority w:val="11"/>
-    <w:rsid w:val="00AC2C07"/>
+    <w:rsid w:val="00B8467E"/>
     <w:rPr>
       <w:rFonts w:eastAsiaTheme="majorEastAsia" w:cstheme="majorBidi"/>
       <w:color w:val="595959" w:themeColor="text1" w:themeTint="A6"/>
@@ -2735,7 +2865,7 @@
     <w:link w:val="QuoteChar"/>
     <w:uiPriority w:val="29"/>
     <w:qFormat/>
-    <w:rsid w:val="00AC2C07"/>
+    <w:rsid w:val="00B8467E"/>
     <w:pPr>
       <w:spacing w:before="160"/>
       <w:jc w:val="center"/>
@@ -2751,7 +2881,7 @@
     <w:basedOn w:val="DefaultParagraphFont"/>
     <w:link w:val="Quote"/>
     <w:uiPriority w:val="29"/>
-    <w:rsid w:val="00AC2C07"/>
+    <w:rsid w:val="00B8467E"/>
     <w:rPr>
       <w:i/>
       <w:iCs/>
@@ -2763,7 +2893,7 @@
     <w:basedOn w:val="Normal"/>
     <w:uiPriority w:val="34"/>
     <w:qFormat/>
-    <w:rsid w:val="00AC2C07"/>
+    <w:rsid w:val="00B8467E"/>
     <w:pPr>
       <w:ind w:left="720"/>
       <w:contextualSpacing/>
@@ -2774,7 +2904,7 @@
     <w:basedOn w:val="DefaultParagraphFont"/>
     <w:uiPriority w:val="21"/>
     <w:qFormat/>
-    <w:rsid w:val="00AC2C07"/>
+    <w:rsid w:val="00B8467E"/>
     <w:rPr>
       <w:i/>
       <w:iCs/>
@@ -2788,7 +2918,7 @@
     <w:link w:val="IntenseQuoteChar"/>
     <w:uiPriority w:val="30"/>
     <w:qFormat/>
-    <w:rsid w:val="00AC2C07"/>
+    <w:rsid w:val="00B8467E"/>
     <w:pPr>
       <w:pBdr>
         <w:top w:val="single" w:sz="4" w:space="10" w:color="2F5496" w:themeColor="accent1" w:themeShade="BF"/>
@@ -2809,7 +2939,7 @@
     <w:basedOn w:val="DefaultParagraphFont"/>
     <w:link w:val="IntenseQuote"/>
     <w:uiPriority w:val="30"/>
-    <w:rsid w:val="00AC2C07"/>
+    <w:rsid w:val="00B8467E"/>
     <w:rPr>
       <w:i/>
       <w:iCs/>
@@ -2821,7 +2951,7 @@
     <w:basedOn w:val="DefaultParagraphFont"/>
     <w:uiPriority w:val="32"/>
     <w:qFormat/>
-    <w:rsid w:val="00AC2C07"/>
+    <w:rsid w:val="00B8467E"/>
     <w:rPr>
       <w:b/>
       <w:bCs/>
